--- a/1 - Ideazione/3 - Regole di dominio.docx
+++ b/1 - Ideazione/3 - Regole di dominio.docx
@@ -254,6 +254,60 @@
             </w:pPr>
             <w:r>
               <w:t>Se l’atleta svolge almeno una skill per ogni categoria di skill prevista dal regolamento, riceverà un bonus di +7 punti</w:t>
+            </w:r>
+          </w:p>
+        </w:tc>
+        <w:tc>
+          <w:tcPr>
+            <w:tcW w:w="1701" w:type="dxa"/>
+          </w:tcPr>
+          <w:p>
+            <w:pPr>
+              <w:jc w:val="both"/>
+            </w:pPr>
+            <w:r>
+              <w:t>Media</w:t>
+            </w:r>
+          </w:p>
+        </w:tc>
+        <w:tc>
+          <w:tcPr>
+            <w:tcW w:w="2829" w:type="dxa"/>
+          </w:tcPr>
+          <w:p>
+            <w:pPr>
+              <w:jc w:val="both"/>
+            </w:pPr>
+            <w:r>
+              <w:t>Regole della federazione</w:t>
+            </w:r>
+          </w:p>
+        </w:tc>
+      </w:tr>
+      <w:tr>
+        <w:tc>
+          <w:tcPr>
+            <w:tcW w:w="704" w:type="dxa"/>
+          </w:tcPr>
+          <w:p>
+            <w:pPr>
+              <w:jc w:val="both"/>
+            </w:pPr>
+            <w:r>
+              <w:t>R2</w:t>
+            </w:r>
+          </w:p>
+        </w:tc>
+        <w:tc>
+          <w:tcPr>
+            <w:tcW w:w="4394" w:type="dxa"/>
+          </w:tcPr>
+          <w:p>
+            <w:pPr>
+              <w:jc w:val="both"/>
+            </w:pPr>
+            <w:r>
+              <w:t>Se l’atleta svolge una serie di skill consegutive senza scendere da un singolo attrezzo, riceverà un ulteriore bonus</w:t>
             </w:r>
           </w:p>
         </w:tc>
